--- a/weather_templates/three_day/template.docx
+++ b/weather_templates/three_day/template.docx
@@ -98,7 +98,7 @@
           </mc:Choice>
           <mc:Fallback>
             <w:pict>
-              <v:line w14:anchorId="1DAB2B03" id="直接连接符 1" o:spid="_x0000_s1026" style="position:absolute;z-index:251659264;visibility:visible;mso-wrap-style:square;mso-wrap-distance-left:9pt;mso-wrap-distance-top:0;mso-wrap-distance-right:9pt;mso-wrap-distance-bottom:0;mso-position-horizontal:absolute;mso-position-horizontal-relative:text;mso-position-vertical:absolute;mso-position-vertical-relative:text" from="-4.35pt,29.7pt" to="519.85pt,30.85pt" o:gfxdata="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" strokecolor="red" strokeweight="3.5pt"/>
+              <v:line w14:anchorId="1B4090D5" id="直接连接符 1" o:spid="_x0000_s1026" style="position:absolute;z-index:251659264;visibility:visible;mso-wrap-style:square;mso-wrap-distance-left:9pt;mso-wrap-distance-top:0;mso-wrap-distance-right:9pt;mso-wrap-distance-bottom:0;mso-position-horizontal:absolute;mso-position-horizontal-relative:text;mso-position-vertical:absolute;mso-position-vertical-relative:text" from="-4.35pt,29.7pt" to="519.85pt,30.85pt" o:gfxdata="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" strokecolor="red" strokeweight="3.5pt"/>
             </w:pict>
           </mc:Fallback>
         </mc:AlternateContent>
@@ -201,17 +201,16 @@
         <w:tblLook w:val="0000" w:firstRow="0" w:lastRow="0" w:firstColumn="0" w:lastColumn="0" w:noHBand="0" w:noVBand="0"/>
       </w:tblPr>
       <w:tblGrid>
-        <w:gridCol w:w="811"/>
-        <w:gridCol w:w="781"/>
-        <w:gridCol w:w="2004"/>
-        <w:gridCol w:w="1065"/>
-        <w:gridCol w:w="2048"/>
-        <w:gridCol w:w="1031"/>
-        <w:gridCol w:w="982"/>
+        <w:gridCol w:w="914"/>
+        <w:gridCol w:w="880"/>
+        <w:gridCol w:w="2258"/>
+        <w:gridCol w:w="1200"/>
+        <w:gridCol w:w="2308"/>
+        <w:gridCol w:w="1162"/>
       </w:tblGrid>
       <w:tr>
         <w:trPr>
-          <w:trHeight w:val="567"/>
+          <w:trHeight w:val="699"/>
         </w:trPr>
         <w:tc>
           <w:tcPr>
@@ -226,7 +225,7 @@
           </w:tcPr>
           <w:p>
             <w:pPr>
-              <w:spacing w:line="300" w:lineRule="exact"/>
+              <w:spacing w:after="0" w:line="300" w:lineRule="exact"/>
               <w:jc w:val="center"/>
               <w:rPr>
                 <w:rFonts w:ascii="黑体" w:eastAsia="黑体" w:hAnsi="黑体" w:cs="黑体" w:hint="eastAsia"/>
@@ -260,7 +259,7 @@
           </w:tcPr>
           <w:p>
             <w:pPr>
-              <w:spacing w:line="300" w:lineRule="exact"/>
+              <w:spacing w:after="0" w:line="300" w:lineRule="exact"/>
               <w:jc w:val="center"/>
               <w:rPr>
                 <w:rFonts w:ascii="黑体" w:eastAsia="黑体" w:hAnsi="黑体" w:cs="黑体" w:hint="eastAsia"/>
@@ -293,7 +292,7 @@
           </w:tcPr>
           <w:p>
             <w:pPr>
-              <w:spacing w:line="300" w:lineRule="exact"/>
+              <w:spacing w:after="0" w:line="300" w:lineRule="exact"/>
               <w:jc w:val="center"/>
               <w:rPr>
                 <w:rFonts w:ascii="黑体" w:eastAsia="黑体" w:hAnsi="黑体" w:cs="黑体" w:hint="eastAsia"/>
@@ -326,7 +325,7 @@
           </w:tcPr>
           <w:p>
             <w:pPr>
-              <w:spacing w:line="300" w:lineRule="exact"/>
+              <w:spacing w:after="0" w:line="300" w:lineRule="exact"/>
               <w:jc w:val="center"/>
               <w:rPr>
                 <w:rFonts w:ascii="黑体" w:eastAsia="黑体" w:hAnsi="黑体" w:cs="黑体" w:hint="eastAsia"/>
@@ -359,7 +358,7 @@
           </w:tcPr>
           <w:p>
             <w:pPr>
-              <w:spacing w:line="300" w:lineRule="exact"/>
+              <w:spacing w:after="0" w:line="300" w:lineRule="exact"/>
               <w:jc w:val="center"/>
               <w:rPr>
                 <w:rFonts w:ascii="黑体" w:eastAsia="黑体" w:hAnsi="黑体" w:cs="黑体" w:hint="eastAsia"/>
@@ -375,40 +374,7 @@
                 <w:sz w:val="28"/>
                 <w:szCs w:val="28"/>
               </w:rPr>
-              <w:t>最高气温（℃）</w:t>
-            </w:r>
-          </w:p>
-        </w:tc>
-        <w:tc>
-          <w:tcPr>
-            <w:tcW w:w="982" w:type="dxa"/>
-            <w:tcBorders>
-              <w:top w:val="single" w:sz="4" w:space="0" w:color="auto"/>
-              <w:left w:val="single" w:sz="4" w:space="0" w:color="auto"/>
-              <w:bottom w:val="single" w:sz="4" w:space="0" w:color="auto"/>
-              <w:right w:val="single" w:sz="4" w:space="0" w:color="auto"/>
-            </w:tcBorders>
-            <w:vAlign w:val="center"/>
-          </w:tcPr>
-          <w:p>
-            <w:pPr>
-              <w:spacing w:line="300" w:lineRule="exact"/>
-              <w:jc w:val="center"/>
-              <w:rPr>
-                <w:rFonts w:ascii="黑体" w:eastAsia="黑体" w:hAnsi="黑体" w:cs="黑体" w:hint="eastAsia"/>
-                <w:iCs/>
-                <w:sz w:val="28"/>
-                <w:szCs w:val="28"/>
-              </w:rPr>
-            </w:pPr>
-            <w:r>
-              <w:rPr>
-                <w:rFonts w:ascii="黑体" w:eastAsia="黑体" w:hAnsi="黑体" w:cs="黑体" w:hint="eastAsia"/>
-                <w:iCs/>
-                <w:sz w:val="28"/>
-                <w:szCs w:val="28"/>
-              </w:rPr>
-              <w:t>最低气温（℃）</w:t>
+              <w:t>气温（℃）</w:t>
             </w:r>
           </w:p>
         </w:tc>
@@ -429,7 +395,7 @@
           </w:tcPr>
           <w:p>
             <w:pPr>
-              <w:spacing w:line="300" w:lineRule="exact"/>
+              <w:spacing w:after="0" w:line="300" w:lineRule="exact"/>
               <w:jc w:val="center"/>
               <w:rPr>
                 <w:rFonts w:ascii="仿宋_GB2312" w:eastAsia="仿宋_GB2312" w:hAnsi="仿宋_GB2312" w:cs="仿宋_GB2312" w:hint="eastAsia"/>
@@ -462,7 +428,7 @@
           </w:tcPr>
           <w:p>
             <w:pPr>
-              <w:spacing w:line="300" w:lineRule="exact"/>
+              <w:spacing w:after="0" w:line="300" w:lineRule="exact"/>
               <w:jc w:val="center"/>
               <w:rPr>
                 <w:rFonts w:ascii="仿宋_GB2312" w:eastAsia="仿宋_GB2312" w:hAnsi="仿宋_GB2312" w:cs="仿宋_GB2312" w:hint="eastAsia"/>
@@ -486,7 +452,7 @@
           </w:tcPr>
           <w:p>
             <w:pPr>
-              <w:spacing w:line="300" w:lineRule="exact"/>
+              <w:spacing w:after="0" w:line="300" w:lineRule="exact"/>
               <w:jc w:val="center"/>
               <w:rPr>
                 <w:rFonts w:ascii="仿宋_GB2312" w:eastAsia="仿宋_GB2312" w:hAnsi="仿宋_GB2312" w:cs="仿宋_GB2312" w:hint="eastAsia"/>
@@ -510,7 +476,7 @@
           </w:tcPr>
           <w:p>
             <w:pPr>
-              <w:spacing w:line="300" w:lineRule="exact"/>
+              <w:spacing w:after="0" w:line="300" w:lineRule="exact"/>
               <w:jc w:val="center"/>
               <w:rPr>
                 <w:rFonts w:ascii="仿宋_GB2312" w:eastAsia="仿宋_GB2312" w:hAnsi="仿宋_GB2312" w:cs="仿宋_GB2312" w:hint="eastAsia"/>
@@ -534,7 +500,7 @@
           </w:tcPr>
           <w:p>
             <w:pPr>
-              <w:spacing w:line="300" w:lineRule="exact"/>
+              <w:spacing w:after="0" w:line="300" w:lineRule="exact"/>
               <w:jc w:val="center"/>
               <w:rPr>
                 <w:rFonts w:ascii="仿宋_GB2312" w:eastAsia="仿宋_GB2312" w:hAnsi="仿宋_GB2312" w:cs="仿宋_GB2312" w:hint="eastAsia"/>
@@ -561,30 +527,6 @@
               <w:pStyle w:val="3"/>
               <w:spacing w:after="0" w:line="300" w:lineRule="exact"/>
               <w:ind w:leftChars="0" w:left="0"/>
-              <w:jc w:val="center"/>
-              <w:rPr>
-                <w:rFonts w:ascii="仿宋_GB2312" w:eastAsia="仿宋_GB2312" w:hAnsi="仿宋_GB2312" w:cs="仿宋_GB2312" w:hint="eastAsia"/>
-                <w:iCs/>
-                <w:sz w:val="28"/>
-                <w:szCs w:val="28"/>
-              </w:rPr>
-            </w:pPr>
-          </w:p>
-        </w:tc>
-        <w:tc>
-          <w:tcPr>
-            <w:tcW w:w="982" w:type="dxa"/>
-            <w:tcBorders>
-              <w:top w:val="single" w:sz="4" w:space="0" w:color="auto"/>
-              <w:left w:val="single" w:sz="4" w:space="0" w:color="auto"/>
-              <w:bottom w:val="single" w:sz="4" w:space="0" w:color="auto"/>
-              <w:right w:val="single" w:sz="4" w:space="0" w:color="auto"/>
-            </w:tcBorders>
-            <w:vAlign w:val="center"/>
-          </w:tcPr>
-          <w:p>
-            <w:pPr>
-              <w:spacing w:line="300" w:lineRule="exact"/>
               <w:jc w:val="center"/>
               <w:rPr>
                 <w:rFonts w:ascii="仿宋_GB2312" w:eastAsia="仿宋_GB2312" w:hAnsi="仿宋_GB2312" w:cs="仿宋_GB2312" w:hint="eastAsia"/>
@@ -613,7 +555,7 @@
           </w:tcPr>
           <w:p>
             <w:pPr>
-              <w:spacing w:line="300" w:lineRule="exact"/>
+              <w:spacing w:after="0" w:line="300" w:lineRule="exact"/>
               <w:jc w:val="center"/>
               <w:rPr>
                 <w:rFonts w:ascii="仿宋_GB2312" w:eastAsia="仿宋_GB2312" w:hAnsi="仿宋_GB2312" w:cs="仿宋_GB2312" w:hint="eastAsia"/>
@@ -668,7 +610,7 @@
           </w:tcPr>
           <w:p>
             <w:pPr>
-              <w:spacing w:line="300" w:lineRule="exact"/>
+              <w:spacing w:after="0" w:line="300" w:lineRule="exact"/>
               <w:jc w:val="center"/>
               <w:rPr>
                 <w:rFonts w:ascii="仿宋_GB2312" w:eastAsia="仿宋_GB2312" w:hAnsi="仿宋_GB2312" w:cs="仿宋_GB2312" w:hint="eastAsia"/>
@@ -723,7 +665,7 @@
           </w:tcPr>
           <w:p>
             <w:pPr>
-              <w:spacing w:line="300" w:lineRule="exact"/>
+              <w:spacing w:after="0" w:line="300" w:lineRule="exact"/>
               <w:jc w:val="center"/>
               <w:rPr>
                 <w:rFonts w:ascii="仿宋_GB2312" w:eastAsia="仿宋_GB2312" w:hAnsi="仿宋_GB2312" w:cs="仿宋_GB2312" w:hint="eastAsia"/>
@@ -778,7 +720,7 @@
           </w:tcPr>
           <w:p>
             <w:pPr>
-              <w:spacing w:line="300" w:lineRule="exact"/>
+              <w:spacing w:after="0" w:line="300" w:lineRule="exact"/>
               <w:jc w:val="center"/>
               <w:rPr>
                 <w:rFonts w:ascii="仿宋_GB2312" w:eastAsia="仿宋_GB2312" w:hAnsi="仿宋_GB2312" w:cs="仿宋_GB2312" w:hint="eastAsia"/>
@@ -833,7 +775,7 @@
           </w:tcPr>
           <w:p>
             <w:pPr>
-              <w:spacing w:line="300" w:lineRule="exact"/>
+              <w:spacing w:after="0" w:line="300" w:lineRule="exact"/>
               <w:jc w:val="center"/>
               <w:rPr>
                 <w:rFonts w:ascii="仿宋_GB2312" w:eastAsia="仿宋_GB2312" w:hAnsi="仿宋_GB2312" w:cs="仿宋_GB2312" w:hint="eastAsia"/>
@@ -906,80 +848,7 @@
                 <w:sz w:val="28"/>
                 <w:szCs w:val="28"/>
               </w:rPr>
-              <w:t>{{</w:t>
-            </w:r>
-            <w:proofErr w:type="spellStart"/>
-            <w:r>
-              <w:rPr>
-                <w:rFonts w:ascii="仿宋_GB2312" w:eastAsia="仿宋_GB2312" w:hAnsi="仿宋_GB2312" w:cs="仿宋_GB2312" w:hint="eastAsia"/>
-                <w:iCs/>
-                <w:sz w:val="28"/>
-                <w:szCs w:val="28"/>
-              </w:rPr>
-              <w:t>row.t_max</w:t>
-            </w:r>
-            <w:proofErr w:type="spellEnd"/>
-            <w:r>
-              <w:rPr>
-                <w:rFonts w:ascii="仿宋_GB2312" w:eastAsia="仿宋_GB2312" w:hAnsi="仿宋_GB2312" w:cs="仿宋_GB2312" w:hint="eastAsia"/>
-                <w:iCs/>
-                <w:sz w:val="28"/>
-                <w:szCs w:val="28"/>
-              </w:rPr>
-              <w:t>}}</w:t>
-            </w:r>
-          </w:p>
-        </w:tc>
-        <w:tc>
-          <w:tcPr>
-            <w:tcW w:w="982" w:type="dxa"/>
-            <w:tcBorders>
-              <w:top w:val="single" w:sz="4" w:space="0" w:color="auto"/>
-              <w:left w:val="single" w:sz="4" w:space="0" w:color="auto"/>
-              <w:bottom w:val="single" w:sz="4" w:space="0" w:color="auto"/>
-              <w:right w:val="single" w:sz="4" w:space="0" w:color="auto"/>
-            </w:tcBorders>
-            <w:vAlign w:val="center"/>
-          </w:tcPr>
-          <w:p>
-            <w:pPr>
-              <w:spacing w:line="300" w:lineRule="exact"/>
-              <w:jc w:val="center"/>
-              <w:rPr>
-                <w:rFonts w:ascii="仿宋_GB2312" w:eastAsia="仿宋_GB2312" w:hAnsi="仿宋_GB2312" w:cs="仿宋_GB2312" w:hint="eastAsia"/>
-                <w:iCs/>
-                <w:sz w:val="28"/>
-                <w:szCs w:val="28"/>
-              </w:rPr>
-            </w:pPr>
-            <w:r>
-              <w:rPr>
-                <w:rFonts w:ascii="仿宋_GB2312" w:eastAsia="仿宋_GB2312" w:hAnsi="仿宋_GB2312" w:cs="仿宋_GB2312" w:hint="eastAsia"/>
-                <w:iCs/>
-                <w:sz w:val="28"/>
-                <w:szCs w:val="28"/>
-              </w:rPr>
-              <w:t>{{</w:t>
-            </w:r>
-            <w:proofErr w:type="spellStart"/>
-            <w:r>
-              <w:rPr>
-                <w:rFonts w:ascii="仿宋_GB2312" w:eastAsia="仿宋_GB2312" w:hAnsi="仿宋_GB2312" w:cs="仿宋_GB2312" w:hint="eastAsia"/>
-                <w:iCs/>
-                <w:sz w:val="28"/>
-                <w:szCs w:val="28"/>
-              </w:rPr>
-              <w:t>row.t_min</w:t>
-            </w:r>
-            <w:proofErr w:type="spellEnd"/>
-            <w:r>
-              <w:rPr>
-                <w:rFonts w:ascii="仿宋_GB2312" w:eastAsia="仿宋_GB2312" w:hAnsi="仿宋_GB2312" w:cs="仿宋_GB2312" w:hint="eastAsia"/>
-                <w:iCs/>
-                <w:sz w:val="28"/>
-                <w:szCs w:val="28"/>
-              </w:rPr>
-              <w:t>}}</w:t>
+              <w:t>{{row.t}}</w:t>
             </w:r>
           </w:p>
         </w:tc>
@@ -1000,7 +869,7 @@
           </w:tcPr>
           <w:p>
             <w:pPr>
-              <w:spacing w:line="300" w:lineRule="exact"/>
+              <w:spacing w:after="0" w:line="300" w:lineRule="exact"/>
               <w:jc w:val="center"/>
               <w:rPr>
                 <w:rFonts w:ascii="仿宋_GB2312" w:eastAsia="仿宋_GB2312" w:hAnsi="仿宋_GB2312" w:cs="仿宋_GB2312" w:hint="eastAsia"/>
@@ -1053,7 +922,7 @@
           </w:tcPr>
           <w:p>
             <w:pPr>
-              <w:spacing w:line="300" w:lineRule="exact"/>
+              <w:spacing w:after="0" w:line="300" w:lineRule="exact"/>
               <w:jc w:val="center"/>
               <w:rPr>
                 <w:rFonts w:ascii="仿宋_GB2312" w:eastAsia="仿宋_GB2312" w:hAnsi="仿宋_GB2312" w:cs="仿宋_GB2312" w:hint="eastAsia"/>
@@ -1077,7 +946,7 @@
           </w:tcPr>
           <w:p>
             <w:pPr>
-              <w:spacing w:line="300" w:lineRule="exact"/>
+              <w:spacing w:after="0" w:line="300" w:lineRule="exact"/>
               <w:jc w:val="center"/>
               <w:rPr>
                 <w:rFonts w:ascii="仿宋_GB2312" w:eastAsia="仿宋_GB2312" w:hAnsi="仿宋_GB2312" w:cs="仿宋_GB2312" w:hint="eastAsia"/>
@@ -1101,7 +970,7 @@
           </w:tcPr>
           <w:p>
             <w:pPr>
-              <w:spacing w:line="300" w:lineRule="exact"/>
+              <w:spacing w:after="0" w:line="300" w:lineRule="exact"/>
               <w:jc w:val="center"/>
               <w:rPr>
                 <w:rFonts w:ascii="仿宋_GB2312" w:eastAsia="仿宋_GB2312" w:hAnsi="仿宋_GB2312" w:cs="仿宋_GB2312" w:hint="eastAsia"/>
@@ -1125,7 +994,7 @@
           </w:tcPr>
           <w:p>
             <w:pPr>
-              <w:spacing w:line="300" w:lineRule="exact"/>
+              <w:spacing w:after="0" w:line="300" w:lineRule="exact"/>
               <w:jc w:val="center"/>
               <w:rPr>
                 <w:rFonts w:ascii="仿宋_GB2312" w:eastAsia="仿宋_GB2312" w:hAnsi="仿宋_GB2312" w:cs="仿宋_GB2312" w:hint="eastAsia"/>
@@ -1152,30 +1021,6 @@
               <w:pStyle w:val="3"/>
               <w:spacing w:after="0" w:line="300" w:lineRule="exact"/>
               <w:ind w:leftChars="0" w:left="0"/>
-              <w:jc w:val="center"/>
-              <w:rPr>
-                <w:rFonts w:ascii="仿宋_GB2312" w:eastAsia="仿宋_GB2312" w:hAnsi="仿宋_GB2312" w:cs="仿宋_GB2312" w:hint="eastAsia"/>
-                <w:iCs/>
-                <w:sz w:val="28"/>
-                <w:szCs w:val="28"/>
-              </w:rPr>
-            </w:pPr>
-          </w:p>
-        </w:tc>
-        <w:tc>
-          <w:tcPr>
-            <w:tcW w:w="982" w:type="dxa"/>
-            <w:tcBorders>
-              <w:top w:val="single" w:sz="4" w:space="0" w:color="auto"/>
-              <w:left w:val="single" w:sz="4" w:space="0" w:color="auto"/>
-              <w:bottom w:val="single" w:sz="4" w:space="0" w:color="auto"/>
-              <w:right w:val="single" w:sz="4" w:space="0" w:color="auto"/>
-            </w:tcBorders>
-            <w:vAlign w:val="center"/>
-          </w:tcPr>
-          <w:p>
-            <w:pPr>
-              <w:spacing w:line="300" w:lineRule="exact"/>
               <w:jc w:val="center"/>
               <w:rPr>
                 <w:rFonts w:ascii="仿宋_GB2312" w:eastAsia="仿宋_GB2312" w:hAnsi="仿宋_GB2312" w:cs="仿宋_GB2312" w:hint="eastAsia"/>
@@ -1196,9 +1041,6 @@
     <w:p>
       <w:pPr>
         <w:pStyle w:val="toc1b958cacf-7e5f-454f-8c5b-6e15b77831f9"/>
-        <w:rPr>
-          <w:rFonts w:hint="eastAsia"/>
-        </w:rPr>
       </w:pPr>
     </w:p>
     <w:sectPr>
